--- a/Assignment_2_documentation.docx
+++ b/Assignment_2_documentation.docx
@@ -330,25 +330,8 @@
       </w:r>
     </w:p>
     <w:p>
-      <w:pPr>
-        <w:rPr>
-          <w:i/>
-          <w:iCs/>
-        </w:rPr>
-      </w:pPr>
       <w:r>
-        <w:rPr>
-          <w:i/>
-          <w:iCs/>
-        </w:rPr>
-        <w:t>(</w:t>
-      </w:r>
-      <w:r>
-        <w:rPr>
-          <w:i/>
-          <w:iCs/>
-        </w:rPr>
-        <w:t>Short introduction)</w:t>
+        <w:t>In these exercises we shortly introduce the issues with the given protocols and describe a potential attack.</w:t>
       </w:r>
     </w:p>
     <w:p>
@@ -361,32 +344,111 @@
     </w:p>
     <w:p>
       <w:r>
-        <w:rPr>
-          <w:i/>
-          <w:iCs/>
-        </w:rPr>
-        <w:t>(</w:t>
+        <w:t>The issue with this protocol is that when the server generates and encrypted session key {K</w:t>
       </w:r>
       <w:r>
         <w:rPr>
-          <w:i/>
-          <w:iCs/>
+          <w:vertAlign w:val="subscript"/>
         </w:rPr>
-        <w:t>D</w:t>
+        <w:t>A</w:t>
       </w:r>
       <w:r>
         <w:rPr>
-          <w:i/>
-          <w:iCs/>
+          <w:vertAlign w:val="subscript"/>
         </w:rPr>
-        <w:t>escription</w:t>
+        <w:t>B</w:t>
+      </w:r>
+      <w:r>
+        <w:t>}</w:t>
+      </w:r>
+      <w:r>
+        <w:t>K</w:t>
       </w:r>
       <w:r>
         <w:rPr>
-          <w:i/>
-          <w:iCs/>
+          <w:vertAlign w:val="subscript"/>
         </w:rPr>
-        <w:t xml:space="preserve"> about how to solve the task)</w:t>
+        <w:t>AS</w:t>
+      </w:r>
+      <w:r>
+        <w:t xml:space="preserve"> for Alice</w:t>
+      </w:r>
+      <w:r>
+        <w:t>, then that key does not include Bob’s ID</w:t>
+      </w:r>
+      <w:r>
+        <w:t>.</w:t>
+      </w:r>
+      <w:r>
+        <w:t xml:space="preserve"> </w:t>
+      </w:r>
+      <w:r>
+        <w:t>This allows for a Man-in-the-Middle attack</w:t>
+      </w:r>
+      <w:r>
+        <w:t>, because Alice cannot check if she is actually sending a message to Bob</w:t>
+      </w:r>
+      <w:r>
+        <w:t>.</w:t>
+      </w:r>
+    </w:p>
+    <w:p>
+      <w:pPr>
+        <w:pStyle w:val="Picture"/>
+      </w:pPr>
+      <w:r>
+        <w:rPr>
+          <w:noProof/>
+        </w:rPr>
+        <w:drawing>
+          <wp:inline distT="0" distB="0" distL="0" distR="0" wp14:anchorId="57648B0D" wp14:editId="7BD729DB">
+            <wp:extent cx="5400040" cy="1189990"/>
+            <wp:effectExtent l="0" t="0" r="0" b="0"/>
+            <wp:docPr id="646225515" name="Picture 1"/>
+            <wp:cNvGraphicFramePr>
+              <a:graphicFrameLocks xmlns:a="http://schemas.openxmlformats.org/drawingml/2006/main" noChangeAspect="1"/>
+            </wp:cNvGraphicFramePr>
+            <a:graphic xmlns:a="http://schemas.openxmlformats.org/drawingml/2006/main">
+              <a:graphicData uri="http://schemas.openxmlformats.org/drawingml/2006/picture">
+                <pic:pic xmlns:pic="http://schemas.openxmlformats.org/drawingml/2006/picture">
+                  <pic:nvPicPr>
+                    <pic:cNvPr id="646225515" name="Picture 646225515"/>
+                    <pic:cNvPicPr/>
+                  </pic:nvPicPr>
+                  <pic:blipFill>
+                    <a:blip r:embed="rId12">
+                      <a:extLst>
+                        <a:ext uri="{28A0092B-C50C-407E-A947-70E740481C1C}">
+                          <a14:useLocalDpi xmlns:a14="http://schemas.microsoft.com/office/drawing/2010/main" val="0"/>
+                        </a:ext>
+                      </a:extLst>
+                    </a:blip>
+                    <a:stretch>
+                      <a:fillRect/>
+                    </a:stretch>
+                  </pic:blipFill>
+                  <pic:spPr>
+                    <a:xfrm>
+                      <a:off x="0" y="0"/>
+                      <a:ext cx="5400040" cy="1189990"/>
+                    </a:xfrm>
+                    <a:prstGeom prst="rect">
+                      <a:avLst/>
+                    </a:prstGeom>
+                  </pic:spPr>
+                </pic:pic>
+              </a:graphicData>
+            </a:graphic>
+          </wp:inline>
+        </w:drawing>
+      </w:r>
+    </w:p>
+    <w:p>
+      <w:r>
+        <w:t>As indicated in the protocol flow Eve can intercept Alice’s first message to the server and replace Bob’s ID with her own. The server generates the keys, but now it encrypts it for Eve. So, she can impersonate Bob from this point onwards.</w:t>
+      </w:r>
+      <w:r>
+        <w:t xml:space="preserve"> </w:t>
       </w:r>
     </w:p>
     <w:p>
@@ -455,25 +517,12 @@
           <w:i/>
           <w:iCs/>
         </w:rPr>
-        <w:t>Short introduction</w:t>
-      </w:r>
-      <w:r>
-        <w:rPr>
-          <w:i/>
-          <w:iCs/>
-        </w:rPr>
-        <w:t>)</w:t>
+        <w:t>Short introduction)</w:t>
       </w:r>
     </w:p>
     <w:p>
       <w:r>
-        <w:t>This assignment was completed without the use of AI</w:t>
-      </w:r>
-      <w:r>
-        <w:t xml:space="preserve"> </w:t>
-      </w:r>
-      <w:r>
-        <w:t>tools.</w:t>
+        <w:t>This assignment was completed without the use of AI tools.</w:t>
       </w:r>
     </w:p>
     <w:p>
@@ -592,8 +641,8 @@
       </w:r>
     </w:p>
     <w:sectPr>
-      <w:headerReference w:type="even" r:id="rId12"/>
-      <w:footerReference w:type="default" r:id="rId13"/>
+      <w:headerReference w:type="even" r:id="rId13"/>
+      <w:footerReference w:type="default" r:id="rId14"/>
       <w:type w:val="continuous"/>
       <w:pgSz w:w="11907" w:h="16840" w:code="9"/>
       <w:pgMar w:top="1418" w:right="1418" w:bottom="1418" w:left="1418" w:header="709" w:footer="709" w:gutter="567"/>
@@ -2937,6 +2986,95 @@
     </w:lvl>
   </w:abstractNum>
   <w:abstractNum w:abstractNumId="28" w15:restartNumberingAfterBreak="0">
+    <w:nsid w:val="36D54B50"/>
+    <w:multiLevelType w:val="hybridMultilevel"/>
+    <w:tmpl w:val="8B1C25A6"/>
+    <w:lvl w:ilvl="0" w:tplc="040E000F">
+      <w:start w:val="1"/>
+      <w:numFmt w:val="decimal"/>
+      <w:lvlText w:val="%1."/>
+      <w:lvlJc w:val="left"/>
+      <w:pPr>
+        <w:ind w:left="720" w:hanging="360"/>
+      </w:pPr>
+      <w:rPr>
+        <w:rFonts w:hint="default"/>
+      </w:rPr>
+    </w:lvl>
+    <w:lvl w:ilvl="1" w:tplc="040E0019" w:tentative="1">
+      <w:start w:val="1"/>
+      <w:numFmt w:val="lowerLetter"/>
+      <w:lvlText w:val="%2."/>
+      <w:lvlJc w:val="left"/>
+      <w:pPr>
+        <w:ind w:left="1440" w:hanging="360"/>
+      </w:pPr>
+    </w:lvl>
+    <w:lvl w:ilvl="2" w:tplc="040E001B" w:tentative="1">
+      <w:start w:val="1"/>
+      <w:numFmt w:val="lowerRoman"/>
+      <w:lvlText w:val="%3."/>
+      <w:lvlJc w:val="right"/>
+      <w:pPr>
+        <w:ind w:left="2160" w:hanging="180"/>
+      </w:pPr>
+    </w:lvl>
+    <w:lvl w:ilvl="3" w:tplc="040E000F" w:tentative="1">
+      <w:start w:val="1"/>
+      <w:numFmt w:val="decimal"/>
+      <w:lvlText w:val="%4."/>
+      <w:lvlJc w:val="left"/>
+      <w:pPr>
+        <w:ind w:left="2880" w:hanging="360"/>
+      </w:pPr>
+    </w:lvl>
+    <w:lvl w:ilvl="4" w:tplc="040E0019" w:tentative="1">
+      <w:start w:val="1"/>
+      <w:numFmt w:val="lowerLetter"/>
+      <w:lvlText w:val="%5."/>
+      <w:lvlJc w:val="left"/>
+      <w:pPr>
+        <w:ind w:left="3600" w:hanging="360"/>
+      </w:pPr>
+    </w:lvl>
+    <w:lvl w:ilvl="5" w:tplc="040E001B" w:tentative="1">
+      <w:start w:val="1"/>
+      <w:numFmt w:val="lowerRoman"/>
+      <w:lvlText w:val="%6."/>
+      <w:lvlJc w:val="right"/>
+      <w:pPr>
+        <w:ind w:left="4320" w:hanging="180"/>
+      </w:pPr>
+    </w:lvl>
+    <w:lvl w:ilvl="6" w:tplc="040E000F" w:tentative="1">
+      <w:start w:val="1"/>
+      <w:numFmt w:val="decimal"/>
+      <w:lvlText w:val="%7."/>
+      <w:lvlJc w:val="left"/>
+      <w:pPr>
+        <w:ind w:left="5040" w:hanging="360"/>
+      </w:pPr>
+    </w:lvl>
+    <w:lvl w:ilvl="7" w:tplc="040E0019" w:tentative="1">
+      <w:start w:val="1"/>
+      <w:numFmt w:val="lowerLetter"/>
+      <w:lvlText w:val="%8."/>
+      <w:lvlJc w:val="left"/>
+      <w:pPr>
+        <w:ind w:left="5760" w:hanging="360"/>
+      </w:pPr>
+    </w:lvl>
+    <w:lvl w:ilvl="8" w:tplc="040E001B" w:tentative="1">
+      <w:start w:val="1"/>
+      <w:numFmt w:val="lowerRoman"/>
+      <w:lvlText w:val="%9."/>
+      <w:lvlJc w:val="right"/>
+      <w:pPr>
+        <w:ind w:left="6480" w:hanging="180"/>
+      </w:pPr>
+    </w:lvl>
+  </w:abstractNum>
+  <w:abstractNum w:abstractNumId="29" w15:restartNumberingAfterBreak="0">
     <w:nsid w:val="375D3006"/>
     <w:multiLevelType w:val="hybridMultilevel"/>
     <w:tmpl w:val="D5083728"/>
@@ -3049,7 +3187,7 @@
       </w:rPr>
     </w:lvl>
   </w:abstractNum>
-  <w:abstractNum w:abstractNumId="29" w15:restartNumberingAfterBreak="0">
+  <w:abstractNum w:abstractNumId="30" w15:restartNumberingAfterBreak="0">
     <w:nsid w:val="3A162A58"/>
     <w:multiLevelType w:val="multilevel"/>
     <w:tmpl w:val="907A15EC"/>
@@ -3193,7 +3331,7 @@
       </w:rPr>
     </w:lvl>
   </w:abstractNum>
-  <w:abstractNum w:abstractNumId="30" w15:restartNumberingAfterBreak="0">
+  <w:abstractNum w:abstractNumId="31" w15:restartNumberingAfterBreak="0">
     <w:nsid w:val="3C5F58F0"/>
     <w:multiLevelType w:val="multilevel"/>
     <w:tmpl w:val="4B6A7E1E"/>
@@ -3310,7 +3448,7 @@
       </w:pPr>
     </w:lvl>
   </w:abstractNum>
-  <w:abstractNum w:abstractNumId="31" w15:restartNumberingAfterBreak="0">
+  <w:abstractNum w:abstractNumId="32" w15:restartNumberingAfterBreak="0">
     <w:nsid w:val="3DA4099A"/>
     <w:multiLevelType w:val="hybridMultilevel"/>
     <w:tmpl w:val="064ABFE2"/>
@@ -3423,7 +3561,7 @@
       </w:rPr>
     </w:lvl>
   </w:abstractNum>
-  <w:abstractNum w:abstractNumId="32" w15:restartNumberingAfterBreak="0">
+  <w:abstractNum w:abstractNumId="33" w15:restartNumberingAfterBreak="0">
     <w:nsid w:val="3E9B00B1"/>
     <w:multiLevelType w:val="hybridMultilevel"/>
     <w:tmpl w:val="79CE762E"/>
@@ -3536,7 +3674,7 @@
       </w:rPr>
     </w:lvl>
   </w:abstractNum>
-  <w:abstractNum w:abstractNumId="33" w15:restartNumberingAfterBreak="0">
+  <w:abstractNum w:abstractNumId="34" w15:restartNumberingAfterBreak="0">
     <w:nsid w:val="401E08AA"/>
     <w:multiLevelType w:val="multilevel"/>
     <w:tmpl w:val="2C02B2B4"/>
@@ -3685,7 +3823,7 @@
       </w:rPr>
     </w:lvl>
   </w:abstractNum>
-  <w:abstractNum w:abstractNumId="34" w15:restartNumberingAfterBreak="0">
+  <w:abstractNum w:abstractNumId="35" w15:restartNumberingAfterBreak="0">
     <w:nsid w:val="43AD1628"/>
     <w:multiLevelType w:val="multilevel"/>
     <w:tmpl w:val="907A15EC"/>
@@ -3829,7 +3967,7 @@
       </w:rPr>
     </w:lvl>
   </w:abstractNum>
-  <w:abstractNum w:abstractNumId="35" w15:restartNumberingAfterBreak="0">
+  <w:abstractNum w:abstractNumId="36" w15:restartNumberingAfterBreak="0">
     <w:nsid w:val="43F60909"/>
     <w:multiLevelType w:val="hybridMultilevel"/>
     <w:tmpl w:val="865A9C1A"/>
@@ -3942,7 +4080,7 @@
       </w:rPr>
     </w:lvl>
   </w:abstractNum>
-  <w:abstractNum w:abstractNumId="36" w15:restartNumberingAfterBreak="0">
+  <w:abstractNum w:abstractNumId="37" w15:restartNumberingAfterBreak="0">
     <w:nsid w:val="53535320"/>
     <w:multiLevelType w:val="multilevel"/>
     <w:tmpl w:val="907A15EC"/>
@@ -4086,7 +4224,7 @@
       </w:rPr>
     </w:lvl>
   </w:abstractNum>
-  <w:abstractNum w:abstractNumId="37" w15:restartNumberingAfterBreak="0">
+  <w:abstractNum w:abstractNumId="38" w15:restartNumberingAfterBreak="0">
     <w:nsid w:val="568036F6"/>
     <w:multiLevelType w:val="hybridMultilevel"/>
     <w:tmpl w:val="99E20974"/>
@@ -4172,7 +4310,7 @@
       </w:pPr>
     </w:lvl>
   </w:abstractNum>
-  <w:abstractNum w:abstractNumId="38" w15:restartNumberingAfterBreak="0">
+  <w:abstractNum w:abstractNumId="39" w15:restartNumberingAfterBreak="0">
     <w:nsid w:val="57C90967"/>
     <w:multiLevelType w:val="hybridMultilevel"/>
     <w:tmpl w:val="DBCE00B6"/>
@@ -4285,7 +4423,7 @@
       </w:rPr>
     </w:lvl>
   </w:abstractNum>
-  <w:abstractNum w:abstractNumId="39" w15:restartNumberingAfterBreak="0">
+  <w:abstractNum w:abstractNumId="40" w15:restartNumberingAfterBreak="0">
     <w:nsid w:val="5BAF0AEF"/>
     <w:multiLevelType w:val="hybridMultilevel"/>
     <w:tmpl w:val="2A8ED9AE"/>
@@ -4398,7 +4536,7 @@
       </w:rPr>
     </w:lvl>
   </w:abstractNum>
-  <w:abstractNum w:abstractNumId="40" w15:restartNumberingAfterBreak="0">
+  <w:abstractNum w:abstractNumId="41" w15:restartNumberingAfterBreak="0">
     <w:nsid w:val="652748B7"/>
     <w:multiLevelType w:val="hybridMultilevel"/>
     <w:tmpl w:val="EB6C336C"/>
@@ -4511,7 +4649,7 @@
       </w:rPr>
     </w:lvl>
   </w:abstractNum>
-  <w:abstractNum w:abstractNumId="41" w15:restartNumberingAfterBreak="0">
+  <w:abstractNum w:abstractNumId="42" w15:restartNumberingAfterBreak="0">
     <w:nsid w:val="66FA5888"/>
     <w:multiLevelType w:val="multilevel"/>
     <w:tmpl w:val="670A6AA6"/>
@@ -4660,7 +4798,7 @@
       </w:rPr>
     </w:lvl>
   </w:abstractNum>
-  <w:abstractNum w:abstractNumId="42" w15:restartNumberingAfterBreak="0">
+  <w:abstractNum w:abstractNumId="43" w15:restartNumberingAfterBreak="0">
     <w:nsid w:val="6AFC1994"/>
     <w:multiLevelType w:val="multilevel"/>
     <w:tmpl w:val="907A15EC"/>
@@ -4803,7 +4941,7 @@
       </w:rPr>
     </w:lvl>
   </w:abstractNum>
-  <w:abstractNum w:abstractNumId="43" w15:restartNumberingAfterBreak="0">
+  <w:abstractNum w:abstractNumId="44" w15:restartNumberingAfterBreak="0">
     <w:nsid w:val="799C3B84"/>
     <w:multiLevelType w:val="multilevel"/>
     <w:tmpl w:val="B282A376"/>
@@ -4944,7 +5082,7 @@
       </w:rPr>
     </w:lvl>
   </w:abstractNum>
-  <w:abstractNum w:abstractNumId="44" w15:restartNumberingAfterBreak="0">
+  <w:abstractNum w:abstractNumId="45" w15:restartNumberingAfterBreak="0">
     <w:nsid w:val="7CE6451A"/>
     <w:multiLevelType w:val="multilevel"/>
     <w:tmpl w:val="907A15EC"/>
@@ -5087,7 +5225,7 @@
       </w:rPr>
     </w:lvl>
   </w:abstractNum>
-  <w:abstractNum w:abstractNumId="45" w15:restartNumberingAfterBreak="0">
+  <w:abstractNum w:abstractNumId="46" w15:restartNumberingAfterBreak="0">
     <w:nsid w:val="7E3928A4"/>
     <w:multiLevelType w:val="multilevel"/>
     <w:tmpl w:val="BEBCDEBA"/>
@@ -5240,19 +5378,19 @@
     <w:abstractNumId w:val="10"/>
   </w:num>
   <w:num w:numId="2" w16cid:durableId="450708503">
-    <w:abstractNumId w:val="43"/>
+    <w:abstractNumId w:val="44"/>
   </w:num>
   <w:num w:numId="3" w16cid:durableId="1502551659">
     <w:abstractNumId w:val="17"/>
   </w:num>
   <w:num w:numId="4" w16cid:durableId="25255641">
-    <w:abstractNumId w:val="29"/>
+    <w:abstractNumId w:val="30"/>
   </w:num>
   <w:num w:numId="5" w16cid:durableId="996108487">
-    <w:abstractNumId w:val="34"/>
+    <w:abstractNumId w:val="35"/>
   </w:num>
   <w:num w:numId="6" w16cid:durableId="1150249406">
-    <w:abstractNumId w:val="36"/>
+    <w:abstractNumId w:val="37"/>
   </w:num>
   <w:num w:numId="7" w16cid:durableId="1500194679">
     <w:abstractNumId w:val="24"/>
@@ -5264,13 +5402,13 @@
     <w:abstractNumId w:val="26"/>
   </w:num>
   <w:num w:numId="10" w16cid:durableId="663553511">
-    <w:abstractNumId w:val="44"/>
+    <w:abstractNumId w:val="45"/>
   </w:num>
   <w:num w:numId="11" w16cid:durableId="1331561902">
     <w:abstractNumId w:val="27"/>
   </w:num>
   <w:num w:numId="12" w16cid:durableId="478427476">
-    <w:abstractNumId w:val="42"/>
+    <w:abstractNumId w:val="43"/>
   </w:num>
   <w:num w:numId="13" w16cid:durableId="1639262997">
     <w:abstractNumId w:val="9"/>
@@ -5315,43 +5453,43 @@
     <w:abstractNumId w:val="21"/>
   </w:num>
   <w:num w:numId="27" w16cid:durableId="1344552876">
-    <w:abstractNumId w:val="40"/>
+    <w:abstractNumId w:val="41"/>
   </w:num>
   <w:num w:numId="28" w16cid:durableId="1306927874">
     <w:abstractNumId w:val="18"/>
   </w:num>
   <w:num w:numId="29" w16cid:durableId="1444298677">
-    <w:abstractNumId w:val="35"/>
+    <w:abstractNumId w:val="36"/>
   </w:num>
   <w:num w:numId="30" w16cid:durableId="1747650083">
     <w:abstractNumId w:val="20"/>
   </w:num>
   <w:num w:numId="31" w16cid:durableId="24525435">
-    <w:abstractNumId w:val="31"/>
+    <w:abstractNumId w:val="32"/>
   </w:num>
   <w:num w:numId="32" w16cid:durableId="165367861">
-    <w:abstractNumId w:val="32"/>
+    <w:abstractNumId w:val="33"/>
   </w:num>
   <w:num w:numId="33" w16cid:durableId="948853238">
     <w:abstractNumId w:val="14"/>
   </w:num>
   <w:num w:numId="34" w16cid:durableId="2137018705">
-    <w:abstractNumId w:val="38"/>
+    <w:abstractNumId w:val="39"/>
   </w:num>
   <w:num w:numId="35" w16cid:durableId="771125831">
-    <w:abstractNumId w:val="37"/>
+    <w:abstractNumId w:val="38"/>
   </w:num>
   <w:num w:numId="36" w16cid:durableId="855651585">
     <w:abstractNumId w:val="25"/>
   </w:num>
   <w:num w:numId="37" w16cid:durableId="1498618643">
-    <w:abstractNumId w:val="39"/>
+    <w:abstractNumId w:val="40"/>
   </w:num>
   <w:num w:numId="38" w16cid:durableId="32779079">
     <w:abstractNumId w:val="13"/>
   </w:num>
   <w:num w:numId="39" w16cid:durableId="1544950660">
-    <w:abstractNumId w:val="30"/>
+    <w:abstractNumId w:val="31"/>
   </w:num>
   <w:num w:numId="40" w16cid:durableId="224147977">
     <w:abstractNumId w:val="15"/>
@@ -5360,18 +5498,21 @@
     <w:abstractNumId w:val="22"/>
   </w:num>
   <w:num w:numId="42" w16cid:durableId="1829781489">
-    <w:abstractNumId w:val="41"/>
+    <w:abstractNumId w:val="42"/>
   </w:num>
   <w:num w:numId="43" w16cid:durableId="498159078">
-    <w:abstractNumId w:val="33"/>
+    <w:abstractNumId w:val="34"/>
   </w:num>
   <w:num w:numId="44" w16cid:durableId="290865136">
     <w:abstractNumId w:val="19"/>
   </w:num>
   <w:num w:numId="45" w16cid:durableId="421608136">
-    <w:abstractNumId w:val="45"/>
+    <w:abstractNumId w:val="46"/>
   </w:num>
   <w:num w:numId="46" w16cid:durableId="1323697169">
+    <w:abstractNumId w:val="29"/>
+  </w:num>
+  <w:num w:numId="47" w16cid:durableId="2096121858">
     <w:abstractNumId w:val="28"/>
   </w:num>
   <w:numIdMacAtCleanup w:val="12"/>
@@ -5876,6 +6017,7 @@
   <w:style w:type="character" w:default="1" w:styleId="DefaultParagraphFont">
     <w:name w:val="Default Paragraph Font"/>
     <w:uiPriority w:val="1"/>
+    <w:semiHidden/>
     <w:unhideWhenUsed/>
   </w:style>
   <w:style w:type="table" w:default="1" w:styleId="TableNormal">
@@ -6183,7 +6325,7 @@
     <w:next w:val="Normal"/>
     <w:autoRedefine/>
     <w:qFormat/>
-    <w:rsid w:val="00491D1C"/>
+    <w:rsid w:val="007A4231"/>
     <w:pPr>
       <w:spacing w:before="120" w:after="240"/>
       <w:ind w:firstLine="0"/>
@@ -7122,213 +7264,15 @@
 </file>
 
 <file path=customXml/item1.xml><?xml version="1.0" encoding="utf-8"?>
-<p:properties xmlns:p="http://schemas.microsoft.com/office/2006/metadata/properties" xmlns:xsi="http://www.w3.org/2001/XMLSchema-instance" xmlns:pc="http://schemas.microsoft.com/office/infopath/2007/PartnerControls">
-  <documentManagement>
-    <_activity xmlns="2c71b88f-36ae-449a-8a52-10e2658bdd67" xsi:nil="true"/>
-  </documentManagement>
-</p:properties>
+<?mso-contentType ?>
+<FormTemplates xmlns="http://schemas.microsoft.com/sharepoint/v3/contenttype/forms">
+  <Display>DocumentLibraryForm</Display>
+  <Edit>DocumentLibraryForm</Edit>
+  <New>DocumentLibraryForm</New>
+</FormTemplates>
 </file>
 
 <file path=customXml/item2.xml><?xml version="1.0" encoding="utf-8"?>
-<b:Sources xmlns:b="http://schemas.openxmlformats.org/officeDocument/2006/bibliography" xmlns="http://schemas.openxmlformats.org/officeDocument/2006/bibliography" SelectedStyle="\IEEE2006OfficeOnline.xsl" StyleName="IEEE" Version="2006">
-  <b:Source>
-    <b:Tag>Mic24</b:Tag>
-    <b:SourceType>InternetSite</b:SourceType>
-    <b:Guid>{0073F013-6D5F-4606-9619-199470B72B61}</b:Guid>
-    <b:Author>
-      <b:Author>
-        <b:Corporate>Microsoft</b:Corporate>
-      </b:Author>
-    </b:Author>
-    <b:Title>What is ASP.NET Core</b:Title>
-    <b:YearAccessed>2024</b:YearAccessed>
-    <b:MonthAccessed>September</b:MonthAccessed>
-    <b:DayAccessed>28</b:DayAccessed>
-    <b:URL>https://dotnet.microsoft.com/en-us/learn/aspnet/what-is-aspnet-core</b:URL>
-    <b:RefOrder>5</b:RefOrder>
-  </b:Source>
-  <b:Source>
-    <b:Tag>Gra19</b:Tag>
-    <b:SourceType>InternetSite</b:SourceType>
-    <b:Guid>{0023DC8F-EE4E-49BF-8AA1-FC23135D0750}</b:Guid>
-    <b:Author>
-      <b:Author>
-        <b:Corporate>Adobe Acrobat Team</b:Corporate>
-      </b:Author>
-    </b:Author>
-    <b:Title>Fast-forward — comparing a 1980s supercomputer to the modern smartphone</b:Title>
-    <b:Year>2022</b:Year>
-    <b:Month>August</b:Month>
-    <b:YearAccessed>2024</b:YearAccessed>
-    <b:MonthAccessed>October</b:MonthAccessed>
-    <b:DayAccessed>04</b:DayAccessed>
-    <b:URL>https://blog.adobe.com/en/publish/2022/11/08/fast-forward-comparing-1980s-supercomputer-to-modern-smartphone</b:URL>
-    <b:RefOrder>1</b:RefOrder>
-  </b:Source>
-  <b:Source>
-    <b:Tag>Mic242</b:Tag>
-    <b:SourceType>InternetSite</b:SourceType>
-    <b:Guid>{11AB6DA6-D471-47C8-9787-23B1CD788504}</b:Guid>
-    <b:Author>
-      <b:Author>
-        <b:Corporate>Microsoft</b:Corporate>
-      </b:Author>
-    </b:Author>
-    <b:Title>How Blazor works</b:Title>
-    <b:YearAccessed>2024</b:YearAccessed>
-    <b:MonthAccessed>October</b:MonthAccessed>
-    <b:DayAccessed>10</b:DayAccessed>
-    <b:URL>https://learn.microsoft.com/en-us/training/modules/blazor-introduction/3-how-blazor-works</b:URL>
-    <b:RefOrder>8</b:RefOrder>
-  </b:Source>
-  <b:Source>
-    <b:Tag>Mic241</b:Tag>
-    <b:SourceType>InternetSite</b:SourceType>
-    <b:Guid>{DC716AFD-7D9B-4295-ACEB-8ABB9F132259}</b:Guid>
-    <b:Author>
-      <b:Author>
-        <b:Corporate>Microsoft</b:Corporate>
-      </b:Author>
-    </b:Author>
-    <b:Title>What is Blazor?</b:Title>
-    <b:YearAccessed>2024</b:YearAccessed>
-    <b:MonthAccessed>October</b:MonthAccessed>
-    <b:DayAccessed>10</b:DayAccessed>
-    <b:URL>https://learn.microsoft.com/en-us/training/modules/blazor-introduction/2-what-is-blazor</b:URL>
-    <b:RefOrder>7</b:RefOrder>
-  </b:Source>
-  <b:Source>
-    <b:Tag>Ora24</b:Tag>
-    <b:SourceType>InternetSite</b:SourceType>
-    <b:Guid>{8E8F59A1-5E4C-4F43-B41B-AF71B2F4EDAF}</b:Guid>
-    <b:Author>
-      <b:Author>
-        <b:Corporate>Oracle</b:Corporate>
-      </b:Author>
-    </b:Author>
-    <b:Title>What is MySQL</b:Title>
-    <b:YearAccessed>2024</b:YearAccessed>
-    <b:MonthAccessed>October</b:MonthAccessed>
-    <b:DayAccessed>02</b:DayAccessed>
-    <b:URL>https://dev.mysql.com/doc/refman/8.0/en/what-is-mysql.html</b:URL>
-    <b:RefOrder>9</b:RefOrder>
-  </b:Source>
-  <b:Source>
-    <b:Tag>Gui24</b:Tag>
-    <b:SourceType>InternetSite</b:SourceType>
-    <b:Guid>{8C606573-84FB-4A74-B857-392099D032A0}</b:Guid>
-    <b:Author>
-      <b:Author>
-        <b:NameList>
-          <b:Person>
-            <b:Last>Ros</b:Last>
-            <b:First>Guillem</b:First>
-          </b:Person>
-        </b:NameList>
-      </b:Author>
-    </b:Author>
-    <b:Title>How to use Hevy</b:Title>
-    <b:YearAccessed>2024</b:YearAccessed>
-    <b:MonthAccessed>October</b:MonthAccessed>
-    <b:DayAccessed>10</b:DayAccessed>
-    <b:URL>https://www.hevyapp.com/hevy-tutorial/</b:URL>
-    <b:RefOrder>4</b:RefOrder>
-  </b:Source>
-  <b:Source>
-    <b:Tag>Bog24</b:Tag>
-    <b:SourceType>InternetSite</b:SourceType>
-    <b:Guid>{592DD6F7-663A-47C9-B4E1-4508265F7112}</b:Guid>
-    <b:Author>
-      <b:Author>
-        <b:NameList>
-          <b:Person>
-            <b:Last>Sandu</b:Last>
-            <b:First>Bogdan</b:First>
-          </b:Person>
-        </b:NameList>
-      </b:Author>
-    </b:Author>
-    <b:Title>5 Apps Like Finch To Improve Your Mental Health</b:Title>
-    <b:ProductionCompany>TMS</b:ProductionCompany>
-    <b:Year>2024</b:Year>
-    <b:Month>Febuary</b:Month>
-    <b:Day>11</b:Day>
-    <b:YearAccessed>2024</b:YearAccessed>
-    <b:MonthAccessed>October</b:MonthAccessed>
-    <b:DayAccessed>10</b:DayAccessed>
-    <b:URL>https://tms-outsource.com/blog/posts/apps-like-finch/</b:URL>
-    <b:RefOrder>3</b:RefOrder>
-  </b:Source>
-  <b:Source>
-    <b:Tag>Ahe24</b:Tag>
-    <b:SourceType>InternetSite</b:SourceType>
-    <b:Guid>{23598039-5EFF-4BD6-9269-048E3EDFDABC}</b:Guid>
-    <b:Author>
-      <b:Author>
-        <b:Corporate>Ahead</b:Corporate>
-      </b:Author>
-    </b:Author>
-    <b:Title>Daylio - A Wellbeing App</b:Title>
-    <b:YearAccessed>2024</b:YearAccessed>
-    <b:MonthAccessed>October</b:MonthAccessed>
-    <b:DayAccessed>10</b:DayAccessed>
-    <b:URL>https://www.ahead.ie/daylio</b:URL>
-    <b:RefOrder>2</b:RefOrder>
-  </b:Source>
-  <b:Source xmlns:b="http://schemas.openxmlformats.org/officeDocument/2006/bibliography">
-    <b:Tag>StackOverflow</b:Tag>
-    <b:SourceType>InternetSite</b:SourceType>
-    <b:Guid>{71F50902-896D-478C-9DF6-FA3A50AAEBF3}</b:Guid>
-    <b:Title>Stack Overflow Developer Survey 2024</b:Title>
-    <b:Year>2024</b:Year>
-    <b:Author>
-      <b:Author>
-        <b:Corporate>Stack Overflow</b:Corporate>
-      </b:Author>
-    </b:Author>
-    <b:YearAccessed>2024</b:YearAccessed>
-    <b:MonthAccessed>October</b:MonthAccessed>
-    <b:DayAccessed>14</b:DayAccessed>
-    <b:URL>https://survey.stackoverflow.co/2024/technology/#2-web-frameworks-and-technologies</b:URL>
-    <b:RefOrder>6</b:RefOrder>
-  </b:Source>
-  <b:Source>
-    <b:Tag>OWA23</b:Tag>
-    <b:SourceType>InternetSite</b:SourceType>
-    <b:Guid>{57833A1F-D5C4-4D76-85A8-7F5C9B810612}</b:Guid>
-    <b:Author>
-      <b:Author>
-        <b:Corporate>OWASP</b:Corporate>
-      </b:Author>
-    </b:Author>
-    <b:Title>Password Storage Cheat Sheet</b:Title>
-    <b:Year>2023</b:Year>
-    <b:YearAccessed>2024</b:YearAccessed>
-    <b:MonthAccessed>October</b:MonthAccessed>
-    <b:DayAccessed>17</b:DayAccessed>
-    <b:URL>https://cheatsheetseries.owasp.org/cheatsheets/Password_Storage_Cheat_Sheet.html</b:URL>
-    <b:RefOrder>11</b:RefOrder>
-  </b:Source>
-  <b:Source>
-    <b:Tag>Mic243</b:Tag>
-    <b:SourceType>InternetSite</b:SourceType>
-    <b:Guid>{D44DA361-7CAA-46D6-B1DB-B852A944FA49}</b:Guid>
-    <b:Author>
-      <b:Author>
-        <b:Corporate>Microsoft</b:Corporate>
-      </b:Author>
-    </b:Author>
-    <b:Title>Build a .NET MAUI Blazor Hybrid app with a Blazor Web App</b:Title>
-    <b:YearAccessed>2024</b:YearAccessed>
-    <b:MonthAccessed>October</b:MonthAccessed>
-    <b:DayAccessed>17</b:DayAccessed>
-    <b:URL>https://learn.microsoft.com/en-us/aspnet/core/blazor/hybrid/tutorials/maui-blazor-web-app?view=aspnetcore-8.0</b:URL>
-    <b:RefOrder>10</b:RefOrder>
-  </b:Source>
-</b:Sources>
-</file>
-
-<file path=customXml/item3.xml><?xml version="1.0" encoding="utf-8"?>
 <ct:contentTypeSchema xmlns:ct="http://schemas.microsoft.com/office/2006/metadata/contentType" xmlns:ma="http://schemas.microsoft.com/office/2006/metadata/properties/metaAttributes" ct:_="" ma:_="" ma:contentTypeName="Dokumentum" ma:contentTypeID="0x010100804405677F68524E887B9BAD647EC267" ma:contentTypeVersion="17" ma:contentTypeDescription="Új dokumentum létrehozása." ma:contentTypeScope="" ma:versionID="76fc60fa35090df738af56597c20442c">
   <xsd:schema xmlns:xsd="http://www.w3.org/2001/XMLSchema" xmlns:xs="http://www.w3.org/2001/XMLSchema" xmlns:p="http://schemas.microsoft.com/office/2006/metadata/properties" xmlns:ns3="2c71b88f-36ae-449a-8a52-10e2658bdd67" xmlns:ns4="ae689388-e07a-4908-9d5a-df7298fe66fc" targetNamespace="http://schemas.microsoft.com/office/2006/metadata/properties" ma:root="true" ma:fieldsID="b0fbbcf4c3d3a80139dc1bb83a4232cb" ns3:_="" ns4:_="">
     <xsd:import namespace="2c71b88f-36ae-449a-8a52-10e2658bdd67"/>
@@ -7575,34 +7519,222 @@
 </ct:contentTypeSchema>
 </file>
 
+<file path=customXml/item3.xml><?xml version="1.0" encoding="utf-8"?>
+<b:Sources xmlns:b="http://schemas.openxmlformats.org/officeDocument/2006/bibliography" xmlns="http://schemas.openxmlformats.org/officeDocument/2006/bibliography" SelectedStyle="\IEEE2006OfficeOnline.xsl" StyleName="IEEE" Version="2006">
+  <b:Source>
+    <b:Tag>Mic24</b:Tag>
+    <b:SourceType>InternetSite</b:SourceType>
+    <b:Guid>{0073F013-6D5F-4606-9619-199470B72B61}</b:Guid>
+    <b:Author>
+      <b:Author>
+        <b:Corporate>Microsoft</b:Corporate>
+      </b:Author>
+    </b:Author>
+    <b:Title>What is ASP.NET Core</b:Title>
+    <b:YearAccessed>2024</b:YearAccessed>
+    <b:MonthAccessed>September</b:MonthAccessed>
+    <b:DayAccessed>28</b:DayAccessed>
+    <b:URL>https://dotnet.microsoft.com/en-us/learn/aspnet/what-is-aspnet-core</b:URL>
+    <b:RefOrder>5</b:RefOrder>
+  </b:Source>
+  <b:Source>
+    <b:Tag>Gra19</b:Tag>
+    <b:SourceType>InternetSite</b:SourceType>
+    <b:Guid>{0023DC8F-EE4E-49BF-8AA1-FC23135D0750}</b:Guid>
+    <b:Author>
+      <b:Author>
+        <b:Corporate>Adobe Acrobat Team</b:Corporate>
+      </b:Author>
+    </b:Author>
+    <b:Title>Fast-forward — comparing a 1980s supercomputer to the modern smartphone</b:Title>
+    <b:Year>2022</b:Year>
+    <b:Month>August</b:Month>
+    <b:YearAccessed>2024</b:YearAccessed>
+    <b:MonthAccessed>October</b:MonthAccessed>
+    <b:DayAccessed>04</b:DayAccessed>
+    <b:URL>https://blog.adobe.com/en/publish/2022/11/08/fast-forward-comparing-1980s-supercomputer-to-modern-smartphone</b:URL>
+    <b:RefOrder>1</b:RefOrder>
+  </b:Source>
+  <b:Source>
+    <b:Tag>Mic242</b:Tag>
+    <b:SourceType>InternetSite</b:SourceType>
+    <b:Guid>{11AB6DA6-D471-47C8-9787-23B1CD788504}</b:Guid>
+    <b:Author>
+      <b:Author>
+        <b:Corporate>Microsoft</b:Corporate>
+      </b:Author>
+    </b:Author>
+    <b:Title>How Blazor works</b:Title>
+    <b:YearAccessed>2024</b:YearAccessed>
+    <b:MonthAccessed>October</b:MonthAccessed>
+    <b:DayAccessed>10</b:DayAccessed>
+    <b:URL>https://learn.microsoft.com/en-us/training/modules/blazor-introduction/3-how-blazor-works</b:URL>
+    <b:RefOrder>8</b:RefOrder>
+  </b:Source>
+  <b:Source>
+    <b:Tag>Mic241</b:Tag>
+    <b:SourceType>InternetSite</b:SourceType>
+    <b:Guid>{DC716AFD-7D9B-4295-ACEB-8ABB9F132259}</b:Guid>
+    <b:Author>
+      <b:Author>
+        <b:Corporate>Microsoft</b:Corporate>
+      </b:Author>
+    </b:Author>
+    <b:Title>What is Blazor?</b:Title>
+    <b:YearAccessed>2024</b:YearAccessed>
+    <b:MonthAccessed>October</b:MonthAccessed>
+    <b:DayAccessed>10</b:DayAccessed>
+    <b:URL>https://learn.microsoft.com/en-us/training/modules/blazor-introduction/2-what-is-blazor</b:URL>
+    <b:RefOrder>7</b:RefOrder>
+  </b:Source>
+  <b:Source>
+    <b:Tag>Ora24</b:Tag>
+    <b:SourceType>InternetSite</b:SourceType>
+    <b:Guid>{8E8F59A1-5E4C-4F43-B41B-AF71B2F4EDAF}</b:Guid>
+    <b:Author>
+      <b:Author>
+        <b:Corporate>Oracle</b:Corporate>
+      </b:Author>
+    </b:Author>
+    <b:Title>What is MySQL</b:Title>
+    <b:YearAccessed>2024</b:YearAccessed>
+    <b:MonthAccessed>October</b:MonthAccessed>
+    <b:DayAccessed>02</b:DayAccessed>
+    <b:URL>https://dev.mysql.com/doc/refman/8.0/en/what-is-mysql.html</b:URL>
+    <b:RefOrder>9</b:RefOrder>
+  </b:Source>
+  <b:Source>
+    <b:Tag>Gui24</b:Tag>
+    <b:SourceType>InternetSite</b:SourceType>
+    <b:Guid>{8C606573-84FB-4A74-B857-392099D032A0}</b:Guid>
+    <b:Author>
+      <b:Author>
+        <b:NameList>
+          <b:Person>
+            <b:Last>Ros</b:Last>
+            <b:First>Guillem</b:First>
+          </b:Person>
+        </b:NameList>
+      </b:Author>
+    </b:Author>
+    <b:Title>How to use Hevy</b:Title>
+    <b:YearAccessed>2024</b:YearAccessed>
+    <b:MonthAccessed>October</b:MonthAccessed>
+    <b:DayAccessed>10</b:DayAccessed>
+    <b:URL>https://www.hevyapp.com/hevy-tutorial/</b:URL>
+    <b:RefOrder>4</b:RefOrder>
+  </b:Source>
+  <b:Source>
+    <b:Tag>Bog24</b:Tag>
+    <b:SourceType>InternetSite</b:SourceType>
+    <b:Guid>{592DD6F7-663A-47C9-B4E1-4508265F7112}</b:Guid>
+    <b:Author>
+      <b:Author>
+        <b:NameList>
+          <b:Person>
+            <b:Last>Sandu</b:Last>
+            <b:First>Bogdan</b:First>
+          </b:Person>
+        </b:NameList>
+      </b:Author>
+    </b:Author>
+    <b:Title>5 Apps Like Finch To Improve Your Mental Health</b:Title>
+    <b:ProductionCompany>TMS</b:ProductionCompany>
+    <b:Year>2024</b:Year>
+    <b:Month>Febuary</b:Month>
+    <b:Day>11</b:Day>
+    <b:YearAccessed>2024</b:YearAccessed>
+    <b:MonthAccessed>October</b:MonthAccessed>
+    <b:DayAccessed>10</b:DayAccessed>
+    <b:URL>https://tms-outsource.com/blog/posts/apps-like-finch/</b:URL>
+    <b:RefOrder>3</b:RefOrder>
+  </b:Source>
+  <b:Source>
+    <b:Tag>Ahe24</b:Tag>
+    <b:SourceType>InternetSite</b:SourceType>
+    <b:Guid>{23598039-5EFF-4BD6-9269-048E3EDFDABC}</b:Guid>
+    <b:Author>
+      <b:Author>
+        <b:Corporate>Ahead</b:Corporate>
+      </b:Author>
+    </b:Author>
+    <b:Title>Daylio - A Wellbeing App</b:Title>
+    <b:YearAccessed>2024</b:YearAccessed>
+    <b:MonthAccessed>October</b:MonthAccessed>
+    <b:DayAccessed>10</b:DayAccessed>
+    <b:URL>https://www.ahead.ie/daylio</b:URL>
+    <b:RefOrder>2</b:RefOrder>
+  </b:Source>
+  <b:Source xmlns:b="http://schemas.openxmlformats.org/officeDocument/2006/bibliography">
+    <b:Tag>StackOverflow</b:Tag>
+    <b:SourceType>InternetSite</b:SourceType>
+    <b:Guid>{71F50902-896D-478C-9DF6-FA3A50AAEBF3}</b:Guid>
+    <b:Title>Stack Overflow Developer Survey 2024</b:Title>
+    <b:Year>2024</b:Year>
+    <b:Author>
+      <b:Author>
+        <b:Corporate>Stack Overflow</b:Corporate>
+      </b:Author>
+    </b:Author>
+    <b:YearAccessed>2024</b:YearAccessed>
+    <b:MonthAccessed>October</b:MonthAccessed>
+    <b:DayAccessed>14</b:DayAccessed>
+    <b:URL>https://survey.stackoverflow.co/2024/technology/#2-web-frameworks-and-technologies</b:URL>
+    <b:RefOrder>6</b:RefOrder>
+  </b:Source>
+  <b:Source>
+    <b:Tag>OWA23</b:Tag>
+    <b:SourceType>InternetSite</b:SourceType>
+    <b:Guid>{57833A1F-D5C4-4D76-85A8-7F5C9B810612}</b:Guid>
+    <b:Author>
+      <b:Author>
+        <b:Corporate>OWASP</b:Corporate>
+      </b:Author>
+    </b:Author>
+    <b:Title>Password Storage Cheat Sheet</b:Title>
+    <b:Year>2023</b:Year>
+    <b:YearAccessed>2024</b:YearAccessed>
+    <b:MonthAccessed>October</b:MonthAccessed>
+    <b:DayAccessed>17</b:DayAccessed>
+    <b:URL>https://cheatsheetseries.owasp.org/cheatsheets/Password_Storage_Cheat_Sheet.html</b:URL>
+    <b:RefOrder>11</b:RefOrder>
+  </b:Source>
+  <b:Source>
+    <b:Tag>Mic243</b:Tag>
+    <b:SourceType>InternetSite</b:SourceType>
+    <b:Guid>{D44DA361-7CAA-46D6-B1DB-B852A944FA49}</b:Guid>
+    <b:Author>
+      <b:Author>
+        <b:Corporate>Microsoft</b:Corporate>
+      </b:Author>
+    </b:Author>
+    <b:Title>Build a .NET MAUI Blazor Hybrid app with a Blazor Web App</b:Title>
+    <b:YearAccessed>2024</b:YearAccessed>
+    <b:MonthAccessed>October</b:MonthAccessed>
+    <b:DayAccessed>17</b:DayAccessed>
+    <b:URL>https://learn.microsoft.com/en-us/aspnet/core/blazor/hybrid/tutorials/maui-blazor-web-app?view=aspnetcore-8.0</b:URL>
+    <b:RefOrder>10</b:RefOrder>
+  </b:Source>
+</b:Sources>
+</file>
+
 <file path=customXml/item4.xml><?xml version="1.0" encoding="utf-8"?>
-<?mso-contentType ?>
-<FormTemplates xmlns="http://schemas.microsoft.com/sharepoint/v3/contenttype/forms">
-  <Display>DocumentLibraryForm</Display>
-  <Edit>DocumentLibraryForm</Edit>
-  <New>DocumentLibraryForm</New>
-</FormTemplates>
+<p:properties xmlns:p="http://schemas.microsoft.com/office/2006/metadata/properties" xmlns:xsi="http://www.w3.org/2001/XMLSchema-instance" xmlns:pc="http://schemas.microsoft.com/office/infopath/2007/PartnerControls">
+  <documentManagement>
+    <_activity xmlns="2c71b88f-36ae-449a-8a52-10e2658bdd67" xsi:nil="true"/>
+  </documentManagement>
+</p:properties>
 </file>
 
 <file path=customXml/itemProps1.xml><?xml version="1.0" encoding="utf-8"?>
-<ds:datastoreItem xmlns:ds="http://schemas.openxmlformats.org/officeDocument/2006/customXml" ds:itemID="{5283BDE5-2110-47A1-B6BF-261D767F66A4}">
+<ds:datastoreItem xmlns:ds="http://schemas.openxmlformats.org/officeDocument/2006/customXml" ds:itemID="{BFA6786E-AF7B-4A38-BBCA-BF31ECFEA1DF}">
   <ds:schemaRefs>
-    <ds:schemaRef ds:uri="http://schemas.microsoft.com/office/2006/metadata/properties"/>
-    <ds:schemaRef ds:uri="http://schemas.microsoft.com/office/infopath/2007/PartnerControls"/>
-    <ds:schemaRef ds:uri="2c71b88f-36ae-449a-8a52-10e2658bdd67"/>
+    <ds:schemaRef ds:uri="http://schemas.microsoft.com/sharepoint/v3/contenttype/forms"/>
   </ds:schemaRefs>
 </ds:datastoreItem>
 </file>
 
 <file path=customXml/itemProps2.xml><?xml version="1.0" encoding="utf-8"?>
-<ds:datastoreItem xmlns:ds="http://schemas.openxmlformats.org/officeDocument/2006/customXml" ds:itemID="{C30AA391-316B-4E95-AE8C-64681E201677}">
-  <ds:schemaRefs>
-    <ds:schemaRef ds:uri="http://schemas.openxmlformats.org/officeDocument/2006/bibliography"/>
-  </ds:schemaRefs>
-</ds:datastoreItem>
-</file>
-
-<file path=customXml/itemProps3.xml><?xml version="1.0" encoding="utf-8"?>
 <ds:datastoreItem xmlns:ds="http://schemas.openxmlformats.org/officeDocument/2006/customXml" ds:itemID="{0B5E8B16-0AFB-408B-BF8C-70E4A1B923B3}">
   <ds:schemaRefs>
     <ds:schemaRef ds:uri="http://schemas.microsoft.com/office/2006/metadata/contentType"/>
@@ -7621,10 +7753,20 @@
 </ds:datastoreItem>
 </file>
 
+<file path=customXml/itemProps3.xml><?xml version="1.0" encoding="utf-8"?>
+<ds:datastoreItem xmlns:ds="http://schemas.openxmlformats.org/officeDocument/2006/customXml" ds:itemID="{C30AA391-316B-4E95-AE8C-64681E201677}">
+  <ds:schemaRefs>
+    <ds:schemaRef ds:uri="http://schemas.openxmlformats.org/officeDocument/2006/bibliography"/>
+  </ds:schemaRefs>
+</ds:datastoreItem>
+</file>
+
 <file path=customXml/itemProps4.xml><?xml version="1.0" encoding="utf-8"?>
-<ds:datastoreItem xmlns:ds="http://schemas.openxmlformats.org/officeDocument/2006/customXml" ds:itemID="{BFA6786E-AF7B-4A38-BBCA-BF31ECFEA1DF}">
+<ds:datastoreItem xmlns:ds="http://schemas.openxmlformats.org/officeDocument/2006/customXml" ds:itemID="{5283BDE5-2110-47A1-B6BF-261D767F66A4}">
   <ds:schemaRefs>
-    <ds:schemaRef ds:uri="http://schemas.microsoft.com/sharepoint/v3/contenttype/forms"/>
+    <ds:schemaRef ds:uri="http://schemas.microsoft.com/office/2006/metadata/properties"/>
+    <ds:schemaRef ds:uri="http://schemas.microsoft.com/office/infopath/2007/PartnerControls"/>
+    <ds:schemaRef ds:uri="2c71b88f-36ae-449a-8a52-10e2658bdd67"/>
   </ds:schemaRefs>
 </ds:datastoreItem>
 </file>
--- a/Assignment_2_documentation.docx
+++ b/Assignment_2_documentation.docx
@@ -91,15 +91,14 @@
     <w:p>
       <w:pPr>
         <w:pStyle w:val="Cmlapkarstanszk"/>
-        <w:rPr>
-          <w:lang w:val="de-DE"/>
-        </w:rPr>
-      </w:pPr>
-      <w:r>
-        <w:rPr>
-          <w:lang w:val="de-DE"/>
-        </w:rPr>
-        <w:t>Systemsicherheit (211011-SS 2026)</w:t>
+      </w:pPr>
+      <w:proofErr w:type="spellStart"/>
+      <w:r>
+        <w:t>Systemsicherheit</w:t>
+      </w:r>
+      <w:proofErr w:type="spellEnd"/>
+      <w:r>
+        <w:t xml:space="preserve"> (211011-SS 2026)</w:t>
       </w:r>
     </w:p>
     <w:p/>
@@ -146,6 +145,7 @@
         <w:pStyle w:val="Cmlapszerz"/>
         <w:rPr>
           <w:noProof w:val="0"/>
+          <w:color w:val="FF0000"/>
         </w:rPr>
       </w:pPr>
       <w:r>
@@ -154,6 +154,19 @@
         </w:rPr>
         <w:t>Matias</w:t>
       </w:r>
+      <w:r>
+        <w:rPr>
+          <w:noProof w:val="0"/>
+        </w:rPr>
+        <w:t xml:space="preserve"> </w:t>
+      </w:r>
+      <w:r>
+        <w:rPr>
+          <w:noProof w:val="0"/>
+          <w:color w:val="FF0000"/>
+        </w:rPr>
+        <w:t>Replace</w:t>
+      </w:r>
     </w:p>
     <w:p>
       <w:pPr>
@@ -167,6 +180,19 @@
           <w:noProof w:val="0"/>
         </w:rPr>
         <w:t>Matej</w:t>
+      </w:r>
+      <w:r>
+        <w:rPr>
+          <w:noProof w:val="0"/>
+        </w:rPr>
+        <w:t xml:space="preserve"> </w:t>
+      </w:r>
+      <w:r>
+        <w:rPr>
+          <w:noProof w:val="0"/>
+          <w:color w:val="FF0000"/>
+        </w:rPr>
+        <w:t>Replace</w:t>
       </w:r>
     </w:p>
     <w:p>
@@ -359,10 +385,7 @@
         <w:t>B</w:t>
       </w:r>
       <w:r>
-        <w:t>}</w:t>
-      </w:r>
-      <w:r>
-        <w:t>K</w:t>
+        <w:t>}K</w:t>
       </w:r>
       <w:r>
         <w:rPr>
@@ -401,10 +424,10 @@
           <w:noProof/>
         </w:rPr>
         <w:drawing>
-          <wp:inline distT="0" distB="0" distL="0" distR="0" wp14:anchorId="57648B0D" wp14:editId="7BD729DB">
-            <wp:extent cx="5400040" cy="1189990"/>
-            <wp:effectExtent l="0" t="0" r="0" b="0"/>
-            <wp:docPr id="646225515" name="Picture 1"/>
+          <wp:inline distT="0" distB="0" distL="0" distR="0" wp14:anchorId="4E6A203B" wp14:editId="52489D23">
+            <wp:extent cx="5400040" cy="1942872"/>
+            <wp:effectExtent l="0" t="0" r="0" b="635"/>
+            <wp:docPr id="1425934410" name="Picture 2"/>
             <wp:cNvGraphicFramePr>
               <a:graphicFrameLocks xmlns:a="http://schemas.openxmlformats.org/drawingml/2006/main" noChangeAspect="1"/>
             </wp:cNvGraphicFramePr>
@@ -412,8 +435,10 @@
               <a:graphicData uri="http://schemas.openxmlformats.org/drawingml/2006/picture">
                 <pic:pic xmlns:pic="http://schemas.openxmlformats.org/drawingml/2006/picture">
                   <pic:nvPicPr>
-                    <pic:cNvPr id="646225515" name="Picture 646225515"/>
-                    <pic:cNvPicPr/>
+                    <pic:cNvPr id="0" name="Picture 1"/>
+                    <pic:cNvPicPr>
+                      <a:picLocks noChangeAspect="1" noChangeArrowheads="1"/>
+                    </pic:cNvPicPr>
                   </pic:nvPicPr>
                   <pic:blipFill>
                     <a:blip r:embed="rId12">
@@ -423,6 +448,161 @@
                         </a:ext>
                       </a:extLst>
                     </a:blip>
+                    <a:srcRect/>
+                    <a:stretch>
+                      <a:fillRect/>
+                    </a:stretch>
+                  </pic:blipFill>
+                  <pic:spPr bwMode="auto">
+                    <a:xfrm>
+                      <a:off x="0" y="0"/>
+                      <a:ext cx="5400040" cy="1942872"/>
+                    </a:xfrm>
+                    <a:prstGeom prst="rect">
+                      <a:avLst/>
+                    </a:prstGeom>
+                    <a:noFill/>
+                    <a:ln>
+                      <a:noFill/>
+                    </a:ln>
+                  </pic:spPr>
+                </pic:pic>
+              </a:graphicData>
+            </a:graphic>
+          </wp:inline>
+        </w:drawing>
+      </w:r>
+    </w:p>
+    <w:p>
+      <w:r>
+        <w:t>As indicated in the protocol flow</w:t>
+      </w:r>
+      <w:r>
+        <w:t xml:space="preserve"> chart,</w:t>
+      </w:r>
+      <w:r>
+        <w:t xml:space="preserve"> Eve can intercept Alice’s first message to the server and replace Bob’s ID with her own. The server </w:t>
+      </w:r>
+      <w:r>
+        <w:t xml:space="preserve">then </w:t>
+      </w:r>
+      <w:r>
+        <w:t xml:space="preserve">generates the </w:t>
+      </w:r>
+      <w:r>
+        <w:t>session key</w:t>
+      </w:r>
+      <w:r>
+        <w:t xml:space="preserve"> K</w:t>
+      </w:r>
+      <w:r>
+        <w:rPr>
+          <w:vertAlign w:val="subscript"/>
+        </w:rPr>
+        <w:t>AE</w:t>
+      </w:r>
+      <w:r>
+        <w:t xml:space="preserve">, but now it </w:t>
+      </w:r>
+      <w:r>
+        <w:t>is for Alice and</w:t>
+      </w:r>
+      <w:r>
+        <w:t xml:space="preserve"> Eve. </w:t>
+      </w:r>
+      <w:r>
+        <w:t>F</w:t>
+      </w:r>
+      <w:r>
+        <w:t>rom this point onwards</w:t>
+      </w:r>
+      <w:r>
+        <w:t xml:space="preserve">, Eve </w:t>
+      </w:r>
+      <w:r>
+        <w:t>could</w:t>
+      </w:r>
+      <w:r>
+        <w:t xml:space="preserve"> read any message </w:t>
+      </w:r>
+      <w:r>
+        <w:t xml:space="preserve">coming </w:t>
+      </w:r>
+      <w:r>
+        <w:t>from Alice and c</w:t>
+      </w:r>
+      <w:r>
+        <w:t>ould</w:t>
+      </w:r>
+      <w:r>
+        <w:t xml:space="preserve"> impersonate Bob whenever she likes</w:t>
+      </w:r>
+      <w:r>
+        <w:t>.</w:t>
+      </w:r>
+    </w:p>
+    <w:p>
+      <w:r>
+        <w:t xml:space="preserve">To trick Bob as well </w:t>
+      </w:r>
+      <w:r>
+        <w:t>she starts another session but now with Bob</w:t>
+      </w:r>
+      <w:r>
+        <w:t>. This way she gets the key K</w:t>
+      </w:r>
+      <w:r>
+        <w:rPr>
+          <w:vertAlign w:val="subscript"/>
+        </w:rPr>
+        <w:t>EB</w:t>
+      </w:r>
+      <w:r>
+        <w:t xml:space="preserve"> to talk to Bob. Eve can then send this key to Alice as a disguised server response, so that Alice thinks that this is her session key with Bob. She then sends this to Bob, and now the session that he will use can also be </w:t>
+      </w:r>
+      <w:r>
+        <w:t>decrypted</w:t>
+      </w:r>
+      <w:r>
+        <w:t xml:space="preserve"> by Eve.</w:t>
+      </w:r>
+    </w:p>
+    <w:p>
+      <w:pPr>
+        <w:pStyle w:val="Heading2"/>
+      </w:pPr>
+      <w:r>
+        <w:t>Authentication II</w:t>
+      </w:r>
+    </w:p>
+    <w:p>
+      <w:r>
+        <w:t>The issue with this protocol is that nonce that checks the liveness of the connection between Alice and the Server is not included in the initial message to Bob. This means that Bob has no way of checking the liveness of that message, an assumes that it is correct. Thus, Eve can hijack the conversation and take the role of Alice to fool Bob.</w:t>
+      </w:r>
+    </w:p>
+    <w:p>
+      <w:pPr>
+        <w:pStyle w:val="Picture"/>
+      </w:pPr>
+      <w:r>
+        <w:lastRenderedPageBreak/>
+        <w:drawing>
+          <wp:inline distT="0" distB="0" distL="0" distR="0" wp14:anchorId="1BAEEFF8" wp14:editId="130CEF71">
+            <wp:extent cx="5400040" cy="1419860"/>
+            <wp:effectExtent l="0" t="0" r="0" b="8890"/>
+            <wp:docPr id="594937071" name="Picture 1"/>
+            <wp:cNvGraphicFramePr>
+              <a:graphicFrameLocks xmlns:a="http://schemas.openxmlformats.org/drawingml/2006/main" noChangeAspect="1"/>
+            </wp:cNvGraphicFramePr>
+            <a:graphic xmlns:a="http://schemas.openxmlformats.org/drawingml/2006/main">
+              <a:graphicData uri="http://schemas.openxmlformats.org/drawingml/2006/picture">
+                <pic:pic xmlns:pic="http://schemas.openxmlformats.org/drawingml/2006/picture">
+                  <pic:nvPicPr>
+                    <pic:cNvPr id="594937071" name=""/>
+                    <pic:cNvPicPr/>
+                  </pic:nvPicPr>
+                  <pic:blipFill>
+                    <a:blip r:embed="rId13"/>
                     <a:stretch>
                       <a:fillRect/>
                     </a:stretch>
@@ -430,7 +610,7 @@
                   <pic:spPr>
                     <a:xfrm>
                       <a:off x="0" y="0"/>
-                      <a:ext cx="5400040" cy="1189990"/>
+                      <a:ext cx="5400040" cy="1419860"/>
                     </a:xfrm>
                     <a:prstGeom prst="rect">
                       <a:avLst/>
@@ -445,21 +625,61 @@
     </w:p>
     <w:p>
       <w:r>
-        <w:t>As indicated in the protocol flow Eve can intercept Alice’s first message to the server and replace Bob’s ID with her own. The server generates the keys, but now it encrypts it for Eve. So, she can impersonate Bob from this point onwards.</w:t>
-      </w:r>
-      <w:r>
-        <w:t xml:space="preserve"> </w:t>
+        <w:t>In this protocol flow</w:t>
+      </w:r>
+      <w:r>
+        <w:t xml:space="preserve"> chart,</w:t>
+      </w:r>
+      <w:r>
+        <w:t xml:space="preserve"> we can see that the first two messages are uninterrupted and Eve only intervenes when Bob is about to be contacted. Since K’</w:t>
+      </w:r>
+      <w:r>
+        <w:rPr>
+          <w:vertAlign w:val="subscript"/>
+        </w:rPr>
+        <w:t>AB</w:t>
+      </w:r>
+      <w:r>
+        <w:t xml:space="preserve"> is known to Eve from a previous interaction, she can block the message from Alice and replace it with a previous one that used </w:t>
+      </w:r>
+      <w:r>
+        <w:t>K’</w:t>
+      </w:r>
+      <w:r>
+        <w:rPr>
+          <w:vertAlign w:val="subscript"/>
+        </w:rPr>
+        <w:t>AB</w:t>
+      </w:r>
+      <w:r>
+        <w:t xml:space="preserve">. Now Bob </w:t>
+      </w:r>
+      <w:r>
+        <w:t>sends</w:t>
+      </w:r>
+      <w:r>
+        <w:t xml:space="preserve"> back the request with the compromised key, so Eve can decrypt it and send back the nonce in the correct form</w:t>
+      </w:r>
+      <w:r>
+        <w:t>, that Bob will accept as proof of the liveness and Alice’s identity.</w:t>
       </w:r>
     </w:p>
     <w:p>
       <w:pPr>
-        <w:pStyle w:val="Heading2"/>
-      </w:pPr>
-      <w:r>
-        <w:t>Authentication II</w:t>
+        <w:pStyle w:val="Heading1"/>
+      </w:pPr>
+      <w:r>
+        <w:lastRenderedPageBreak/>
+        <w:t>Practical Tasks</w:t>
       </w:r>
     </w:p>
     <w:p>
+      <w:pPr>
+        <w:rPr>
+          <w:i/>
+          <w:iCs/>
+        </w:rPr>
+      </w:pPr>
       <w:r>
         <w:rPr>
           <w:i/>
@@ -472,6 +692,74 @@
           <w:i/>
           <w:iCs/>
         </w:rPr>
+        <w:t>Short introduction)</w:t>
+      </w:r>
+    </w:p>
+    <w:p>
+      <w:r>
+        <w:t>This assignment was completed without the use of AI tools.</w:t>
+      </w:r>
+    </w:p>
+    <w:p>
+      <w:pPr>
+        <w:pStyle w:val="Heading2"/>
+      </w:pPr>
+      <w:r>
+        <w:t>Framework</w:t>
+      </w:r>
+    </w:p>
+    <w:p>
+      <w:pPr>
+        <w:rPr>
+          <w:i/>
+          <w:iCs/>
+        </w:rPr>
+      </w:pPr>
+      <w:r>
+        <w:rPr>
+          <w:i/>
+          <w:iCs/>
+        </w:rPr>
+        <w:t>(Short description about how to set up the environment. Maybe split it up into 2.1.1 Starting the Framework and 2.1.2 Proxy Modules if need)</w:t>
+      </w:r>
+    </w:p>
+    <w:p>
+      <w:pPr>
+        <w:pStyle w:val="Heading2"/>
+      </w:pPr>
+      <w:r>
+        <w:t>Tasks</w:t>
+      </w:r>
+    </w:p>
+    <w:p>
+      <w:r>
+        <w:t xml:space="preserve">Having successfully set up the framework </w:t>
+      </w:r>
+      <w:r>
+        <w:t>we moved onto solving the practical tasks with the protocols.</w:t>
+      </w:r>
+    </w:p>
+    <w:p>
+      <w:pPr>
+        <w:pStyle w:val="Heading3"/>
+      </w:pPr>
+      <w:r>
+        <w:t>Key Establishment</w:t>
+      </w:r>
+    </w:p>
+    <w:p>
+      <w:r>
+        <w:rPr>
+          <w:i/>
+          <w:iCs/>
+        </w:rPr>
+        <w:t>(</w:t>
+      </w:r>
+      <w:r>
+        <w:rPr>
+          <w:i/>
+          <w:iCs/>
+        </w:rPr>
         <w:t>D</w:t>
       </w:r>
       <w:r>
@@ -491,20 +779,13 @@
     </w:p>
     <w:p>
       <w:pPr>
-        <w:pStyle w:val="Heading1"/>
-      </w:pPr>
-      <w:r>
-        <w:lastRenderedPageBreak/>
-        <w:t>Practical Tasks</w:t>
+        <w:pStyle w:val="Heading3"/>
+      </w:pPr>
+      <w:r>
+        <w:t>New User Interface</w:t>
       </w:r>
     </w:p>
     <w:p>
-      <w:pPr>
-        <w:rPr>
-          <w:i/>
-          <w:iCs/>
-        </w:rPr>
-      </w:pPr>
       <w:r>
         <w:rPr>
           <w:i/>
@@ -517,74 +798,6 @@
           <w:i/>
           <w:iCs/>
         </w:rPr>
-        <w:t>Short introduction)</w:t>
-      </w:r>
-    </w:p>
-    <w:p>
-      <w:r>
-        <w:t>This assignment was completed without the use of AI tools.</w:t>
-      </w:r>
-    </w:p>
-    <w:p>
-      <w:pPr>
-        <w:pStyle w:val="Heading2"/>
-      </w:pPr>
-      <w:r>
-        <w:t>Framework</w:t>
-      </w:r>
-    </w:p>
-    <w:p>
-      <w:pPr>
-        <w:rPr>
-          <w:i/>
-          <w:iCs/>
-        </w:rPr>
-      </w:pPr>
-      <w:r>
-        <w:rPr>
-          <w:i/>
-          <w:iCs/>
-        </w:rPr>
-        <w:t>(Short description about how to set up the environment. Maybe split it up into 2.1.1 Starting the Framework and 2.1.2 Proxy Modules if need)</w:t>
-      </w:r>
-    </w:p>
-    <w:p>
-      <w:pPr>
-        <w:pStyle w:val="Heading2"/>
-      </w:pPr>
-      <w:r>
-        <w:t>Tasks</w:t>
-      </w:r>
-    </w:p>
-    <w:p>
-      <w:r>
-        <w:t xml:space="preserve">Having successfully set up the framework </w:t>
-      </w:r>
-      <w:r>
-        <w:t>we moved onto solving the practical tasks with the protocols.</w:t>
-      </w:r>
-    </w:p>
-    <w:p>
-      <w:pPr>
-        <w:pStyle w:val="Heading3"/>
-      </w:pPr>
-      <w:r>
-        <w:t>Key Establishment</w:t>
-      </w:r>
-    </w:p>
-    <w:p>
-      <w:r>
-        <w:rPr>
-          <w:i/>
-          <w:iCs/>
-        </w:rPr>
-        <w:t>(</w:t>
-      </w:r>
-      <w:r>
-        <w:rPr>
-          <w:i/>
-          <w:iCs/>
-        </w:rPr>
         <w:t>D</w:t>
       </w:r>
       <w:r>
@@ -602,47 +815,9 @@
         <w:t xml:space="preserve"> about how to solve the task)</w:t>
       </w:r>
     </w:p>
-    <w:p>
-      <w:pPr>
-        <w:pStyle w:val="Heading3"/>
-      </w:pPr>
-      <w:r>
-        <w:t>New User Interface</w:t>
-      </w:r>
-    </w:p>
-    <w:p>
-      <w:r>
-        <w:rPr>
-          <w:i/>
-          <w:iCs/>
-        </w:rPr>
-        <w:t>(</w:t>
-      </w:r>
-      <w:r>
-        <w:rPr>
-          <w:i/>
-          <w:iCs/>
-        </w:rPr>
-        <w:t>D</w:t>
-      </w:r>
-      <w:r>
-        <w:rPr>
-          <w:i/>
-          <w:iCs/>
-        </w:rPr>
-        <w:t>escription</w:t>
-      </w:r>
-      <w:r>
-        <w:rPr>
-          <w:i/>
-          <w:iCs/>
-        </w:rPr>
-        <w:t xml:space="preserve"> about how to solve the task)</w:t>
-      </w:r>
-    </w:p>
     <w:sectPr>
-      <w:headerReference w:type="even" r:id="rId13"/>
-      <w:footerReference w:type="default" r:id="rId14"/>
+      <w:headerReference w:type="even" r:id="rId14"/>
+      <w:footerReference w:type="default" r:id="rId15"/>
       <w:type w:val="continuous"/>
       <w:pgSz w:w="11907" w:h="16840" w:code="9"/>
       <w:pgMar w:top="1418" w:right="1418" w:bottom="1418" w:left="1418" w:header="709" w:footer="709" w:gutter="567"/>
@@ -6017,7 +6192,6 @@
   <w:style w:type="character" w:default="1" w:styleId="DefaultParagraphFont">
     <w:name w:val="Default Paragraph Font"/>
     <w:uiPriority w:val="1"/>
-    <w:semiHidden/>
     <w:unhideWhenUsed/>
   </w:style>
   <w:style w:type="table" w:default="1" w:styleId="TableNormal">
@@ -7264,15 +7438,6 @@
 </file>
 
 <file path=customXml/item1.xml><?xml version="1.0" encoding="utf-8"?>
-<?mso-contentType ?>
-<FormTemplates xmlns="http://schemas.microsoft.com/sharepoint/v3/contenttype/forms">
-  <Display>DocumentLibraryForm</Display>
-  <Edit>DocumentLibraryForm</Edit>
-  <New>DocumentLibraryForm</New>
-</FormTemplates>
-</file>
-
-<file path=customXml/item2.xml><?xml version="1.0" encoding="utf-8"?>
 <ct:contentTypeSchema xmlns:ct="http://schemas.microsoft.com/office/2006/metadata/contentType" xmlns:ma="http://schemas.microsoft.com/office/2006/metadata/properties/metaAttributes" ct:_="" ma:_="" ma:contentTypeName="Dokumentum" ma:contentTypeID="0x010100804405677F68524E887B9BAD647EC267" ma:contentTypeVersion="17" ma:contentTypeDescription="Új dokumentum létrehozása." ma:contentTypeScope="" ma:versionID="76fc60fa35090df738af56597c20442c">
   <xsd:schema xmlns:xsd="http://www.w3.org/2001/XMLSchema" xmlns:xs="http://www.w3.org/2001/XMLSchema" xmlns:p="http://schemas.microsoft.com/office/2006/metadata/properties" xmlns:ns3="2c71b88f-36ae-449a-8a52-10e2658bdd67" xmlns:ns4="ae689388-e07a-4908-9d5a-df7298fe66fc" targetNamespace="http://schemas.microsoft.com/office/2006/metadata/properties" ma:root="true" ma:fieldsID="b0fbbcf4c3d3a80139dc1bb83a4232cb" ns3:_="" ns4:_="">
     <xsd:import namespace="2c71b88f-36ae-449a-8a52-10e2658bdd67"/>
@@ -7519,7 +7684,24 @@
 </ct:contentTypeSchema>
 </file>
 
+<file path=customXml/item2.xml><?xml version="1.0" encoding="utf-8"?>
+<?mso-contentType ?>
+<FormTemplates xmlns="http://schemas.microsoft.com/sharepoint/v3/contenttype/forms">
+  <Display>DocumentLibraryForm</Display>
+  <Edit>DocumentLibraryForm</Edit>
+  <New>DocumentLibraryForm</New>
+</FormTemplates>
+</file>
+
 <file path=customXml/item3.xml><?xml version="1.0" encoding="utf-8"?>
+<p:properties xmlns:p="http://schemas.microsoft.com/office/2006/metadata/properties" xmlns:xsi="http://www.w3.org/2001/XMLSchema-instance" xmlns:pc="http://schemas.microsoft.com/office/infopath/2007/PartnerControls">
+  <documentManagement>
+    <_activity xmlns="2c71b88f-36ae-449a-8a52-10e2658bdd67" xsi:nil="true"/>
+  </documentManagement>
+</p:properties>
+</file>
+
+<file path=customXml/item4.xml><?xml version="1.0" encoding="utf-8"?>
 <b:Sources xmlns:b="http://schemas.openxmlformats.org/officeDocument/2006/bibliography" xmlns="http://schemas.openxmlformats.org/officeDocument/2006/bibliography" SelectedStyle="\IEEE2006OfficeOnline.xsl" StyleName="IEEE" Version="2006">
   <b:Source>
     <b:Tag>Mic24</b:Tag>
@@ -7718,23 +7900,7 @@
 </b:Sources>
 </file>
 
-<file path=customXml/item4.xml><?xml version="1.0" encoding="utf-8"?>
-<p:properties xmlns:p="http://schemas.microsoft.com/office/2006/metadata/properties" xmlns:xsi="http://www.w3.org/2001/XMLSchema-instance" xmlns:pc="http://schemas.microsoft.com/office/infopath/2007/PartnerControls">
-  <documentManagement>
-    <_activity xmlns="2c71b88f-36ae-449a-8a52-10e2658bdd67" xsi:nil="true"/>
-  </documentManagement>
-</p:properties>
-</file>
-
 <file path=customXml/itemProps1.xml><?xml version="1.0" encoding="utf-8"?>
-<ds:datastoreItem xmlns:ds="http://schemas.openxmlformats.org/officeDocument/2006/customXml" ds:itemID="{BFA6786E-AF7B-4A38-BBCA-BF31ECFEA1DF}">
-  <ds:schemaRefs>
-    <ds:schemaRef ds:uri="http://schemas.microsoft.com/sharepoint/v3/contenttype/forms"/>
-  </ds:schemaRefs>
-</ds:datastoreItem>
-</file>
-
-<file path=customXml/itemProps2.xml><?xml version="1.0" encoding="utf-8"?>
 <ds:datastoreItem xmlns:ds="http://schemas.openxmlformats.org/officeDocument/2006/customXml" ds:itemID="{0B5E8B16-0AFB-408B-BF8C-70E4A1B923B3}">
   <ds:schemaRefs>
     <ds:schemaRef ds:uri="http://schemas.microsoft.com/office/2006/metadata/contentType"/>
@@ -7753,15 +7919,15 @@
 </ds:datastoreItem>
 </file>
 
-<file path=customXml/itemProps3.xml><?xml version="1.0" encoding="utf-8"?>
-<ds:datastoreItem xmlns:ds="http://schemas.openxmlformats.org/officeDocument/2006/customXml" ds:itemID="{C30AA391-316B-4E95-AE8C-64681E201677}">
+<file path=customXml/itemProps2.xml><?xml version="1.0" encoding="utf-8"?>
+<ds:datastoreItem xmlns:ds="http://schemas.openxmlformats.org/officeDocument/2006/customXml" ds:itemID="{BFA6786E-AF7B-4A38-BBCA-BF31ECFEA1DF}">
   <ds:schemaRefs>
-    <ds:schemaRef ds:uri="http://schemas.openxmlformats.org/officeDocument/2006/bibliography"/>
+    <ds:schemaRef ds:uri="http://schemas.microsoft.com/sharepoint/v3/contenttype/forms"/>
   </ds:schemaRefs>
 </ds:datastoreItem>
 </file>
 
-<file path=customXml/itemProps4.xml><?xml version="1.0" encoding="utf-8"?>
+<file path=customXml/itemProps3.xml><?xml version="1.0" encoding="utf-8"?>
 <ds:datastoreItem xmlns:ds="http://schemas.openxmlformats.org/officeDocument/2006/customXml" ds:itemID="{5283BDE5-2110-47A1-B6BF-261D767F66A4}">
   <ds:schemaRefs>
     <ds:schemaRef ds:uri="http://schemas.microsoft.com/office/2006/metadata/properties"/>
@@ -7769,4 +7935,12 @@
     <ds:schemaRef ds:uri="2c71b88f-36ae-449a-8a52-10e2658bdd67"/>
   </ds:schemaRefs>
 </ds:datastoreItem>
+</file>
+
+<file path=customXml/itemProps4.xml><?xml version="1.0" encoding="utf-8"?>
+<ds:datastoreItem xmlns:ds="http://schemas.openxmlformats.org/officeDocument/2006/customXml" ds:itemID="{C30AA391-316B-4E95-AE8C-64681E201677}">
+  <ds:schemaRefs>
+    <ds:schemaRef ds:uri="http://schemas.openxmlformats.org/officeDocument/2006/bibliography"/>
+  </ds:schemaRefs>
+</ds:datastoreItem>
 </file>